--- a/fra/docx/027.content.docx
+++ b/fra/docx/027.content.docx
@@ -128,19 +128,6 @@
           <w:lang w:val="fr_FR" w:bidi="fr_FR"/>
         </w:rPr>
         <w:t>Y</w:t>
-      </w:r>
-      <w:r>
-        <w:rPr>
-          <w:lang w:val="fr_FR" w:bidi="fr_FR"/>
-        </w:rPr>
-      </w:r>
-    </w:p>
-    <w:p>
-      <w:pPr/>
-      <w:r>
-        <w:rPr>
-          <w:lang w:val="fr_FR" w:bidi="fr_FR"/>
-        </w:rPr>
       </w:r>
       <w:r>
         <w:rPr>

--- a/fra/docx/027.content.docx
+++ b/fra/docx/027.content.docx
@@ -19,7 +19,7 @@
         <w:rPr>
           <w:lang w:val="fr_FR" w:bidi="fr_FR"/>
         </w:rPr>
-        <w:t>Resource: Termes clés (unfoldingWord)</w:t>
+        <w:t>Resource: unfoldingWord® Translation Words</w:t>
       </w:r>
       <w:r>
         <w:rPr>
@@ -90,7 +90,7 @@
         <w:rPr>
           <w:lang w:val="fr_FR" w:bidi="fr_FR"/>
         </w:rPr>
-        <w:t>Termes clés (unfoldingWord)</w:t>
+        <w:t>unfoldingWord® Translation Words</w:t>
       </w:r>
     </w:p>
     <w:p>

--- a/fra/docx/027.content.docx
+++ b/fra/docx/027.content.docx
@@ -127,7 +127,7 @@
         <w:rPr>
           <w:lang w:val="fr_FR" w:bidi="fr_FR"/>
         </w:rPr>
-        <w:t>Y</w:t>
+        <w:t>Z</w:t>
       </w:r>
       <w:r>
         <w:rPr>
@@ -190,7 +190,7 @@
         <w:rPr>
           <w:lang w:val="fr_FR" w:bidi="fr_FR"/>
         </w:rPr>
-        <w:t>Yahweh des armées</w:t>
+        <w:t>Zacharie</w:t>
       </w:r>
       <w:r>
         <w:rPr>
@@ -206,7 +206,7 @@
         <w:rPr>
           <w:lang w:val="fr_FR" w:bidi="fr_FR"/>
         </w:rPr>
-        <w:t>Définition :</w:t>
+        <w:t>Quelques données :</w:t>
       </w:r>
     </w:p>
     <w:p>
@@ -220,7 +220,7 @@
         <w:rPr>
           <w:lang w:val="fr_FR" w:bidi="fr_FR"/>
         </w:rPr>
-        <w:t>Les termes “Yahvé des armées” et “Dieu des armées” sont des titres qui expriment l’autorité de Dieu sur les milliers d’anges qui lui obéissent.</w:t>
+        <w:t>Dans le Nouveau Testament, Zacharie était un prêtre juif qui est devenu le père de Jean-Baptiste.</w:t>
       </w:r>
     </w:p>
     <w:p>
@@ -238,7 +238,7 @@
         <w:rPr>
           <w:lang w:val="fr_FR" w:bidi="fr_FR"/>
         </w:rPr>
-        <w:t>Le terme “hôte” ou “armées” est un mot qui fait référence à un grand nombre de choses, comme une armée de personnes ou le nombre massif d’étoiles. Il peut également désigner tous les nombreux êtres spirituels, y compris les mauvais esprits. Le contexte indique clairement de quoi il s’agit.</w:t>
+        <w:t>Zacharie aimait Dieu et lui obéissait.</w:t>
       </w:r>
     </w:p>
     <w:p>
@@ -256,7 +256,7 @@
         <w:rPr>
           <w:lang w:val="fr_FR" w:bidi="fr_FR"/>
         </w:rPr>
-        <w:t>Des expressions telles que “l’armée des cieux” font référence à toutes les étoiles, planètes et autres corps célestes.</w:t>
+        <w:t>Pendant de nombreuses années, Zacharie et son épouse Élisabeth ont prié avec ferveur pour avoir un enfant, mais ils n'en ont pas eu. Mais, alors qu’ils étaient très vieux, Dieu a répondu à leurs prières et leur a donné un fils.</w:t>
       </w:r>
     </w:p>
     <w:p>
@@ -274,7 +274,69 @@
         <w:rPr>
           <w:lang w:val="fr_FR" w:bidi="fr_FR"/>
         </w:rPr>
-        <w:t>Dans le Nouveau Testament, l’expression “Seigneur des armées” a la même signification que “Yahvé des armées”, mais elle ne peut pas être traduite de cette façon puisque le mot hébreu “Yahvé” n’est pas utilisé dans le Nouveau Testament.</w:t>
+        <w:t>Zacharie a prophétisé que son fils Jean serait le prophète qui annoncerait et préparerait le chemin du Messie.</w:t>
+      </w:r>
+    </w:p>
+    <w:p>
+      <w:pPr/>
+      <w:r>
+        <w:rPr>
+          <w:lang w:val="fr_FR" w:bidi="fr_FR"/>
+        </w:rPr>
+      </w:r>
+      <w:r>
+        <w:rPr>
+          <w:lang w:val="fr_FR" w:bidi="fr_FR"/>
+        </w:rPr>
+        <w:t>(Suggestions pour la traduction : How to Translate Names)</w:t>
+      </w:r>
+    </w:p>
+    <w:p>
+      <w:pPr/>
+      <w:r>
+        <w:rPr>
+          <w:lang w:val="fr_FR" w:bidi="fr_FR"/>
+        </w:rPr>
+      </w:r>
+      <w:r>
+        <w:rPr>
+          <w:lang w:val="fr_FR" w:bidi="fr_FR"/>
+        </w:rPr>
+        <w:t>(Voir aussi : (../kt/christ.md), (../names/elizabeth.md), (../kt/prophet.md))</w:t>
+      </w:r>
+      <w:r>
+        <w:rPr>
+          <w:lang w:val="fr_FR" w:bidi="fr_FR"/>
+        </w:rPr>
+      </w:r>
+      <w:r>
+        <w:rPr>
+          <w:lang w:val="fr_FR" w:bidi="fr_FR"/>
+        </w:rPr>
+      </w:r>
+    </w:p>
+    <w:p>
+      <w:pPr/>
+      <w:r>
+        <w:rPr>
+          <w:lang w:val="fr_FR" w:bidi="fr_FR"/>
+        </w:rPr>
+      </w:r>
+    </w:p>
+    <w:p>
+      <w:pPr>
+        <w:pStyle w:val="Heading2"/>
+      </w:pPr>
+      <w:r>
+        <w:rPr>
+          <w:lang w:val="fr_FR" w:bidi="fr_FR"/>
+        </w:rPr>
+        <w:t>Zacharie (AT)</w:t>
+      </w:r>
+      <w:r>
+        <w:rPr>
+          <w:lang w:val="fr_FR" w:bidi="fr_FR"/>
+        </w:rPr>
       </w:r>
     </w:p>
     <w:p>
@@ -285,7 +347,21 @@
         <w:rPr>
           <w:lang w:val="fr_FR" w:bidi="fr_FR"/>
         </w:rPr>
-        <w:t>Suggestions de traduction :</w:t>
+        <w:t>Données :</w:t>
+      </w:r>
+    </w:p>
+    <w:p>
+      <w:pPr/>
+      <w:r>
+        <w:rPr>
+          <w:lang w:val="fr_FR" w:bidi="fr_FR"/>
+        </w:rPr>
+      </w:r>
+      <w:r>
+        <w:rPr>
+          <w:lang w:val="fr_FR" w:bidi="fr_FR"/>
+        </w:rPr>
+        <w:t>Zacharie était un prophète qui a prophétisé pendant le règne du roi Darius I de Perse. Le livre de Zacharie, dans l'Ancien Testament, contient ses prophéties qui ont exhorté les exilés de retour à reconstruire le temple.</w:t>
       </w:r>
     </w:p>
     <w:p>
@@ -303,7 +379,7 @@
         <w:rPr>
           <w:lang w:val="fr_FR" w:bidi="fr_FR"/>
         </w:rPr>
-        <w:t>On pourrait traduire “Yahweh of hosts” par “Yahweh, qui gouverne tous les anges” ou “Yahweh, le chef des armées d’anges” ou “Yahweh, le chef de toute la création”.</w:t>
+        <w:t>Le prophète Zacharie a vécu pendant la même période que Esdras, Néhémie, Zorobabel et Aggée. Il a aussi été mentionné par Jésus comme le dernier des prophètes qui ont été assassinés à l'époque de l'Ancien Testament.</w:t>
       </w:r>
     </w:p>
     <w:p>
@@ -321,7 +397,7 @@
         <w:rPr>
           <w:lang w:val="fr_FR" w:bidi="fr_FR"/>
         </w:rPr>
-        <w:t>L’expression “of hosts” dans les termes “God of hosts” et “Lord of hosts” serait traduite de la même manière que dans l’expression “Yahweh of hosts” ci-dessus.</w:t>
+        <w:t>Un autre homme nommé Zacharie était un portier à l’entrée de la tente d’assignation au temps de David.</w:t>
       </w:r>
     </w:p>
     <w:p>
@@ -339,116 +415,7 @@
         <w:rPr>
           <w:lang w:val="fr_FR" w:bidi="fr_FR"/>
         </w:rPr>
-        <w:t>Certaines églises n’acceptent pas le terme littéral “Yahweh” et préfèrent utiliser le mot en majuscule “LORD” à la place, suivant la tradition de nombreuses versions de la Bible. Pour ces Églises, une traduction du terme “Éternel des armées” serait utilisée dans l’Ancien Testament pour “Yahvé des armées”.</w:t>
-      </w:r>
-    </w:p>
-    <w:p>
-      <w:pPr/>
-      <w:r>
-        <w:rPr>
-          <w:lang w:val="fr_FR" w:bidi="fr_FR"/>
-        </w:rPr>
-      </w:r>
-      <w:r>
-        <w:rPr>
-          <w:lang w:val="fr_FR" w:bidi="fr_FR"/>
-        </w:rPr>
-        <w:t xml:space="preserve">(Voir aussi : </w:t>
-      </w:r>
-      <w:r>
-        <w:rPr>
-          <w:lang w:val="fr_FR" w:bidi="fr_FR"/>
-        </w:rPr>
-        <w:t>angel</w:t>
-      </w:r>
-      <w:r>
-        <w:rPr>
-          <w:lang w:val="fr_FR" w:bidi="fr_FR"/>
-        </w:rPr>
-        <w:t xml:space="preserve">, </w:t>
-      </w:r>
-      <w:r>
-        <w:rPr>
-          <w:lang w:val="fr_FR" w:bidi="fr_FR"/>
-        </w:rPr>
-        <w:t>authority</w:t>
-      </w:r>
-      <w:r>
-        <w:rPr>
-          <w:lang w:val="fr_FR" w:bidi="fr_FR"/>
-        </w:rPr>
-        <w:t xml:space="preserve">, </w:t>
-      </w:r>
-      <w:r>
-        <w:rPr>
-          <w:lang w:val="fr_FR" w:bidi="fr_FR"/>
-        </w:rPr>
-        <w:t>God</w:t>
-      </w:r>
-      <w:r>
-        <w:rPr>
-          <w:lang w:val="fr_FR" w:bidi="fr_FR"/>
-        </w:rPr>
-        <w:t xml:space="preserve">, </w:t>
-      </w:r>
-      <w:r>
-        <w:rPr>
-          <w:lang w:val="fr_FR" w:bidi="fr_FR"/>
-        </w:rPr>
-        <w:t>lord</w:t>
-      </w:r>
-      <w:r>
-        <w:rPr>
-          <w:lang w:val="fr_FR" w:bidi="fr_FR"/>
-        </w:rPr>
-        <w:t xml:space="preserve">, </w:t>
-      </w:r>
-      <w:r>
-        <w:rPr>
-          <w:lang w:val="fr_FR" w:bidi="fr_FR"/>
-        </w:rPr>
-        <w:t>Lord</w:t>
-      </w:r>
-      <w:r>
-        <w:rPr>
-          <w:lang w:val="fr_FR" w:bidi="fr_FR"/>
-        </w:rPr>
-        <w:t xml:space="preserve">, </w:t>
-      </w:r>
-      <w:r>
-        <w:rPr>
-          <w:lang w:val="fr_FR" w:bidi="fr_FR"/>
-        </w:rPr>
-        <w:t>Lord Yahweh</w:t>
-      </w:r>
-      <w:r>
-        <w:rPr>
-          <w:lang w:val="fr_FR" w:bidi="fr_FR"/>
-        </w:rPr>
-        <w:t xml:space="preserve"> </w:t>
-      </w:r>
-      <w:r>
-        <w:rPr>
-          <w:lang w:val="fr_FR" w:bidi="fr_FR"/>
-        </w:rPr>
-        <w:t>Yahweh</w:t>
-      </w:r>
-      <w:r>
-        <w:rPr>
-          <w:lang w:val="fr_FR" w:bidi="fr_FR"/>
-        </w:rPr>
-        <w:t>)</w:t>
-      </w:r>
-    </w:p>
-    <w:p>
-      <w:pPr>
-        <w:pStyle w:val="Heading3"/>
-      </w:pPr>
-      <w:r>
-        <w:rPr>
-          <w:lang w:val="fr_FR" w:bidi="fr_FR"/>
-        </w:rPr>
-        <w:t>Références bibliques :</w:t>
+        <w:t>Un des fils du roi Josaphat qui s'appelait Zacharie a été assassiné par son frère Joram.</w:t>
       </w:r>
     </w:p>
     <w:p>
@@ -466,18 +433,7 @@
         <w:rPr>
           <w:lang w:val="fr_FR" w:bidi="fr_FR"/>
         </w:rPr>
-        <w:t>Zechariah 13:2</w:t>
-      </w:r>
-    </w:p>
-    <w:p>
-      <w:pPr>
-        <w:pStyle w:val="Heading3"/>
-      </w:pPr>
-      <w:r>
-        <w:rPr>
-          <w:lang w:val="fr_FR" w:bidi="fr_FR"/>
-        </w:rPr>
-        <w:t>Données sur les mots :</w:t>
+        <w:t>Zacharie était le nom d'un prêtre qui a été lapidé par le peuple d'Israël lorsqu'il l'a réprimandé pour son idolâtrie.</w:t>
       </w:r>
     </w:p>
     <w:p>
@@ -495,7 +451,640 @@
         <w:rPr>
           <w:lang w:val="fr_FR" w:bidi="fr_FR"/>
         </w:rPr>
-        <w:t>Strong’s : H0430, H3068, H6635, G29620, G45190</w:t>
+        <w:t>Le roi Zacharie était le fils de Jéroboam et il n'a régné sur Israël que six mois avant d'être assassiné.</w:t>
+      </w:r>
+    </w:p>
+    <w:p>
+      <w:pPr/>
+      <w:r>
+        <w:rPr>
+          <w:lang w:val="fr_FR" w:bidi="fr_FR"/>
+        </w:rPr>
+      </w:r>
+      <w:r>
+        <w:rPr>
+          <w:lang w:val="fr_FR" w:bidi="fr_FR"/>
+        </w:rPr>
+        <w:t>(Suggestions pour la traduction : Translate Names)</w:t>
+      </w:r>
+    </w:p>
+    <w:p>
+      <w:pPr/>
+      <w:r>
+        <w:rPr>
+          <w:lang w:val="fr_FR" w:bidi="fr_FR"/>
+        </w:rPr>
+      </w:r>
+      <w:r>
+        <w:rPr>
+          <w:lang w:val="fr_FR" w:bidi="fr_FR"/>
+        </w:rPr>
+        <w:t xml:space="preserve">(Voir aussi : </w:t>
+      </w:r>
+      <w:r>
+        <w:rPr>
+          <w:lang w:val="fr_FR" w:bidi="fr_FR"/>
+        </w:rPr>
+        <w:t>Darius</w:t>
+      </w:r>
+      <w:r>
+        <w:rPr>
+          <w:lang w:val="fr_FR" w:bidi="fr_FR"/>
+        </w:rPr>
+        <w:t xml:space="preserve">, </w:t>
+      </w:r>
+      <w:r>
+        <w:rPr>
+          <w:lang w:val="fr_FR" w:bidi="fr_FR"/>
+        </w:rPr>
+        <w:t>Ezra</w:t>
+      </w:r>
+      <w:r>
+        <w:rPr>
+          <w:lang w:val="fr_FR" w:bidi="fr_FR"/>
+        </w:rPr>
+        <w:t xml:space="preserve">, </w:t>
+      </w:r>
+      <w:r>
+        <w:rPr>
+          <w:lang w:val="fr_FR" w:bidi="fr_FR"/>
+        </w:rPr>
+        <w:t>Jehoshaphat</w:t>
+      </w:r>
+      <w:r>
+        <w:rPr>
+          <w:lang w:val="fr_FR" w:bidi="fr_FR"/>
+        </w:rPr>
+        <w:t xml:space="preserve">, </w:t>
+      </w:r>
+      <w:r>
+        <w:rPr>
+          <w:lang w:val="fr_FR" w:bidi="fr_FR"/>
+        </w:rPr>
+        <w:t>Jeroboam</w:t>
+      </w:r>
+      <w:r>
+        <w:rPr>
+          <w:lang w:val="fr_FR" w:bidi="fr_FR"/>
+        </w:rPr>
+        <w:t xml:space="preserve">, </w:t>
+      </w:r>
+      <w:r>
+        <w:rPr>
+          <w:lang w:val="fr_FR" w:bidi="fr_FR"/>
+        </w:rPr>
+        <w:t>Nehemiah</w:t>
+      </w:r>
+      <w:r>
+        <w:rPr>
+          <w:lang w:val="fr_FR" w:bidi="fr_FR"/>
+        </w:rPr>
+        <w:t xml:space="preserve">, </w:t>
+      </w:r>
+      <w:r>
+        <w:rPr>
+          <w:lang w:val="fr_FR" w:bidi="fr_FR"/>
+        </w:rPr>
+        <w:t>Zerubbabel</w:t>
+      </w:r>
+      <w:r>
+        <w:rPr>
+          <w:lang w:val="fr_FR" w:bidi="fr_FR"/>
+        </w:rPr>
+        <w:t>)</w:t>
+      </w:r>
+      <w:r>
+        <w:rPr>
+          <w:lang w:val="fr_FR" w:bidi="fr_FR"/>
+        </w:rPr>
+      </w:r>
+      <w:r>
+        <w:rPr>
+          <w:lang w:val="fr_FR" w:bidi="fr_FR"/>
+        </w:rPr>
+      </w:r>
+    </w:p>
+    <w:p>
+      <w:pPr/>
+      <w:r>
+        <w:rPr>
+          <w:lang w:val="fr_FR" w:bidi="fr_FR"/>
+        </w:rPr>
+      </w:r>
+    </w:p>
+    <w:p>
+      <w:pPr>
+        <w:pStyle w:val="Heading2"/>
+      </w:pPr>
+      <w:r>
+        <w:rPr>
+          <w:lang w:val="fr_FR" w:bidi="fr_FR"/>
+        </w:rPr>
+        <w:t>Zébédée</w:t>
+      </w:r>
+      <w:r>
+        <w:rPr>
+          <w:lang w:val="fr_FR" w:bidi="fr_FR"/>
+        </w:rPr>
+      </w:r>
+    </w:p>
+    <w:p>
+      <w:pPr>
+        <w:pStyle w:val="Heading3"/>
+      </w:pPr>
+      <w:r>
+        <w:rPr>
+          <w:lang w:val="fr_FR" w:bidi="fr_FR"/>
+        </w:rPr>
+        <w:t>Données :</w:t>
+      </w:r>
+    </w:p>
+    <w:p>
+      <w:pPr/>
+      <w:r>
+        <w:rPr>
+          <w:lang w:val="fr_FR" w:bidi="fr_FR"/>
+        </w:rPr>
+      </w:r>
+      <w:r>
+        <w:rPr>
+          <w:lang w:val="fr_FR" w:bidi="fr_FR"/>
+        </w:rPr>
+        <w:t>Zébédée était un pêcheur de Galilée connu pour ses fils, Jacques et Jean, qui étaient des disciples de Jésus. Ils sont souvent identifiés dans le Nouveau Testament comme les « fils de Zébédée ».</w:t>
+      </w:r>
+    </w:p>
+    <w:p>
+      <w:pPr>
+        <w:pStyle w:val="ListBullet"/>
+        <w:spacing w:line="240" w:lineRule="auto"/>
+        <w:ind w:left="720"/>
+      </w:pPr>
+      <w:r>
+        <w:rPr>
+          <w:lang w:val="fr_FR" w:bidi="fr_FR"/>
+        </w:rPr>
+      </w:r>
+      <w:r>
+        <w:rPr>
+          <w:lang w:val="fr_FR" w:bidi="fr_FR"/>
+        </w:rPr>
+        <w:t>Les fils de Zébédée étaient aussi des pêcheurs et travaillaient avec lui pour faire la pêche.</w:t>
+      </w:r>
+    </w:p>
+    <w:p>
+      <w:pPr>
+        <w:pStyle w:val="ListBullet"/>
+        <w:spacing w:line="240" w:lineRule="auto"/>
+        <w:ind w:left="720"/>
+      </w:pPr>
+      <w:r>
+        <w:rPr>
+          <w:lang w:val="fr_FR" w:bidi="fr_FR"/>
+        </w:rPr>
+      </w:r>
+      <w:r>
+        <w:rPr>
+          <w:lang w:val="fr_FR" w:bidi="fr_FR"/>
+        </w:rPr>
+        <w:t>Jacques et Jean ont quitté leur travail avec leur père Zébédée et sont partis pour aller suivre Jésus.</w:t>
+      </w:r>
+    </w:p>
+    <w:p>
+      <w:pPr/>
+      <w:r>
+        <w:rPr>
+          <w:lang w:val="fr_FR" w:bidi="fr_FR"/>
+        </w:rPr>
+      </w:r>
+      <w:r>
+        <w:rPr>
+          <w:lang w:val="fr_FR" w:bidi="fr_FR"/>
+        </w:rPr>
+        <w:t>(Translation suggestions: How to Translate Names)</w:t>
+      </w:r>
+    </w:p>
+    <w:p>
+      <w:pPr/>
+      <w:r>
+        <w:rPr>
+          <w:lang w:val="fr_FR" w:bidi="fr_FR"/>
+        </w:rPr>
+      </w:r>
+      <w:r>
+        <w:rPr>
+          <w:lang w:val="fr_FR" w:bidi="fr_FR"/>
+        </w:rPr>
+        <w:t xml:space="preserve">(Voir aussi : </w:t>
+      </w:r>
+      <w:r>
+        <w:rPr>
+          <w:lang w:val="fr_FR" w:bidi="fr_FR"/>
+        </w:rPr>
+        <w:t>disciple</w:t>
+      </w:r>
+      <w:r>
+        <w:rPr>
+          <w:lang w:val="fr_FR" w:bidi="fr_FR"/>
+        </w:rPr>
+        <w:t xml:space="preserve">, </w:t>
+      </w:r>
+      <w:r>
+        <w:rPr>
+          <w:lang w:val="fr_FR" w:bidi="fr_FR"/>
+        </w:rPr>
+        <w:t>fishermen</w:t>
+      </w:r>
+      <w:r>
+        <w:rPr>
+          <w:lang w:val="fr_FR" w:bidi="fr_FR"/>
+        </w:rPr>
+        <w:t xml:space="preserve">, </w:t>
+      </w:r>
+      <w:r>
+        <w:rPr>
+          <w:lang w:val="fr_FR" w:bidi="fr_FR"/>
+        </w:rPr>
+        <w:t>James (son of Zebedee)</w:t>
+      </w:r>
+      <w:r>
+        <w:rPr>
+          <w:lang w:val="fr_FR" w:bidi="fr_FR"/>
+        </w:rPr>
+        <w:t xml:space="preserve">, </w:t>
+      </w:r>
+      <w:r>
+        <w:rPr>
+          <w:lang w:val="fr_FR" w:bidi="fr_FR"/>
+        </w:rPr>
+        <w:t>John (the apostle)</w:t>
+      </w:r>
+      <w:r>
+        <w:rPr>
+          <w:lang w:val="fr_FR" w:bidi="fr_FR"/>
+        </w:rPr>
+        <w:t>)</w:t>
+      </w:r>
+      <w:r>
+        <w:rPr>
+          <w:lang w:val="fr_FR" w:bidi="fr_FR"/>
+        </w:rPr>
+      </w:r>
+      <w:r>
+        <w:rPr>
+          <w:lang w:val="fr_FR" w:bidi="fr_FR"/>
+        </w:rPr>
+      </w:r>
+    </w:p>
+    <w:p>
+      <w:pPr/>
+      <w:r>
+        <w:rPr>
+          <w:lang w:val="fr_FR" w:bidi="fr_FR"/>
+        </w:rPr>
+      </w:r>
+    </w:p>
+    <w:p>
+      <w:pPr>
+        <w:pStyle w:val="Heading2"/>
+      </w:pPr>
+      <w:r>
+        <w:rPr>
+          <w:lang w:val="fr_FR" w:bidi="fr_FR"/>
+        </w:rPr>
+        <w:t>Zèle</w:t>
+      </w:r>
+      <w:r>
+        <w:rPr>
+          <w:lang w:val="fr_FR" w:bidi="fr_FR"/>
+        </w:rPr>
+      </w:r>
+    </w:p>
+    <w:p>
+      <w:pPr>
+        <w:pStyle w:val="Heading3"/>
+      </w:pPr>
+      <w:r>
+        <w:rPr>
+          <w:lang w:val="fr_FR" w:bidi="fr_FR"/>
+        </w:rPr>
+        <w:t>Définition:</w:t>
+      </w:r>
+    </w:p>
+    <w:p>
+      <w:pPr/>
+      <w:r>
+        <w:rPr>
+          <w:lang w:val="fr_FR" w:bidi="fr_FR"/>
+        </w:rPr>
+      </w:r>
+      <w:r>
+        <w:rPr>
+          <w:lang w:val="fr_FR" w:bidi="fr_FR"/>
+        </w:rPr>
+        <w:t>Les termes "zèle" et "zélé" font référence au fait d'être totalement dévoué au soutien d'une personne ou d'une idée.</w:t>
+      </w:r>
+    </w:p>
+    <w:p>
+      <w:pPr>
+        <w:pStyle w:val="ListBullet"/>
+        <w:spacing w:line="240" w:lineRule="auto"/>
+        <w:ind w:left="720"/>
+      </w:pPr>
+      <w:r>
+        <w:rPr>
+          <w:lang w:val="fr_FR" w:bidi="fr_FR"/>
+        </w:rPr>
+      </w:r>
+      <w:r>
+        <w:rPr>
+          <w:lang w:val="fr_FR" w:bidi="fr_FR"/>
+        </w:rPr>
+        <w:t>Le terme "zèle" exprime le fait d'avoir un fort désir et des actions qui favorisent une bonne cause. Il est souvent utilisé pour décrire une personne qui est zélée dans son obéissance à Dieu et qui enseigne avec ferveur aux autres à faire de même.</w:t>
+      </w:r>
+    </w:p>
+    <w:p>
+      <w:pPr>
+        <w:pStyle w:val="ListBullet"/>
+        <w:spacing w:line="240" w:lineRule="auto"/>
+        <w:ind w:left="720"/>
+      </w:pPr>
+      <w:r>
+        <w:rPr>
+          <w:lang w:val="fr_FR" w:bidi="fr_FR"/>
+        </w:rPr>
+      </w:r>
+      <w:r>
+        <w:rPr>
+          <w:lang w:val="fr_FR" w:bidi="fr_FR"/>
+        </w:rPr>
+        <w:t>Le zèle consiste à faire un effort intense pour faire quelque chose et à persévérer dans cet effort.</w:t>
+      </w:r>
+    </w:p>
+    <w:p>
+      <w:pPr>
+        <w:pStyle w:val="ListBullet"/>
+        <w:spacing w:line="240" w:lineRule="auto"/>
+        <w:ind w:left="720"/>
+      </w:pPr>
+      <w:r>
+        <w:rPr>
+          <w:lang w:val="fr_FR" w:bidi="fr_FR"/>
+        </w:rPr>
+      </w:r>
+      <w:r>
+        <w:rPr>
+          <w:lang w:val="fr_FR" w:bidi="fr_FR"/>
+        </w:rPr>
+        <w:t>Le "zèle du Seigneur" ou le "zèle de Yahvé" fait référence aux actions ardentes et persistantes de Dieu pour bénir son peuple ou pour que justice soit faite.</w:t>
+      </w:r>
+    </w:p>
+    <w:p>
+      <w:pPr>
+        <w:pStyle w:val="Heading3"/>
+      </w:pPr>
+      <w:r>
+        <w:rPr>
+          <w:lang w:val="fr_FR" w:bidi="fr_FR"/>
+        </w:rPr>
+        <w:t>Suggestions pour la traduction :</w:t>
+      </w:r>
+    </w:p>
+    <w:p>
+      <w:pPr>
+        <w:pStyle w:val="ListBullet"/>
+        <w:spacing w:line="240" w:lineRule="auto"/>
+        <w:ind w:left="720"/>
+      </w:pPr>
+      <w:r>
+        <w:rPr>
+          <w:lang w:val="fr_FR" w:bidi="fr_FR"/>
+        </w:rPr>
+      </w:r>
+      <w:r>
+        <w:rPr>
+          <w:lang w:val="fr_FR" w:bidi="fr_FR"/>
+        </w:rPr>
+        <w:t>Le terme "zélé" pourrait aussi se traduire par "faire preuve d’une grande diligence" ou "faire un effort ardent".</w:t>
+      </w:r>
+    </w:p>
+    <w:p>
+      <w:pPr>
+        <w:pStyle w:val="ListBullet"/>
+        <w:spacing w:line="240" w:lineRule="auto"/>
+        <w:ind w:left="720"/>
+      </w:pPr>
+      <w:r>
+        <w:rPr>
+          <w:lang w:val="fr_FR" w:bidi="fr_FR"/>
+        </w:rPr>
+      </w:r>
+      <w:r>
+        <w:rPr>
+          <w:lang w:val="fr_FR" w:bidi="fr_FR"/>
+        </w:rPr>
+        <w:t>Le terme "zèle" pourrait aussi se traduire par "dévotion ardente", "empressement fervent" ou "ardeur enthousiaste".</w:t>
+      </w:r>
+    </w:p>
+    <w:p>
+      <w:pPr>
+        <w:pStyle w:val="ListBullet"/>
+        <w:spacing w:line="240" w:lineRule="auto"/>
+        <w:ind w:left="720"/>
+      </w:pPr>
+      <w:r>
+        <w:rPr>
+          <w:lang w:val="fr_FR" w:bidi="fr_FR"/>
+        </w:rPr>
+      </w:r>
+      <w:r>
+        <w:rPr>
+          <w:lang w:val="fr_FR" w:bidi="fr_FR"/>
+        </w:rPr>
+        <w:t>L’expression "zèle pour votre maison" pourrait se traduire par "honorer ardemment votre temple" ou "prendre soin de la maison de Dieu avec zèle".</w:t>
+      </w:r>
+    </w:p>
+    <w:p>
+      <w:pPr>
+        <w:pStyle w:val="Heading3"/>
+      </w:pPr>
+      <w:r>
+        <w:rPr>
+          <w:lang w:val="fr_FR" w:bidi="fr_FR"/>
+        </w:rPr>
+        <w:t>Bible References:</w:t>
+      </w:r>
+    </w:p>
+    <w:p>
+      <w:pPr>
+        <w:pStyle w:val="ListBullet"/>
+        <w:spacing w:line="240" w:lineRule="auto"/>
+        <w:ind w:left="720"/>
+      </w:pPr>
+      <w:r>
+        <w:rPr>
+          <w:lang w:val="fr_FR" w:bidi="fr_FR"/>
+        </w:rPr>
+      </w:r>
+      <w:r>
+        <w:rPr>
+          <w:lang w:val="fr_FR" w:bidi="fr_FR"/>
+        </w:rPr>
+        <w:t>1 Corinthians 12:31</w:t>
+      </w:r>
+    </w:p>
+    <w:p>
+      <w:pPr>
+        <w:pStyle w:val="ListBullet"/>
+        <w:spacing w:line="240" w:lineRule="auto"/>
+        <w:ind w:left="720"/>
+      </w:pPr>
+      <w:r>
+        <w:rPr>
+          <w:lang w:val="fr_FR" w:bidi="fr_FR"/>
+        </w:rPr>
+      </w:r>
+      <w:r>
+        <w:rPr>
+          <w:lang w:val="fr_FR" w:bidi="fr_FR"/>
+        </w:rPr>
+        <w:t>1 Kings 19:9–10</w:t>
+      </w:r>
+    </w:p>
+    <w:p>
+      <w:pPr>
+        <w:pStyle w:val="ListBullet"/>
+        <w:spacing w:line="240" w:lineRule="auto"/>
+        <w:ind w:left="720"/>
+      </w:pPr>
+      <w:r>
+        <w:rPr>
+          <w:lang w:val="fr_FR" w:bidi="fr_FR"/>
+        </w:rPr>
+      </w:r>
+      <w:r>
+        <w:rPr>
+          <w:lang w:val="fr_FR" w:bidi="fr_FR"/>
+        </w:rPr>
+        <w:t>Acts 22:3</w:t>
+      </w:r>
+    </w:p>
+    <w:p>
+      <w:pPr>
+        <w:pStyle w:val="ListBullet"/>
+        <w:spacing w:line="240" w:lineRule="auto"/>
+        <w:ind w:left="720"/>
+      </w:pPr>
+      <w:r>
+        <w:rPr>
+          <w:lang w:val="fr_FR" w:bidi="fr_FR"/>
+        </w:rPr>
+      </w:r>
+      <w:r>
+        <w:rPr>
+          <w:lang w:val="fr_FR" w:bidi="fr_FR"/>
+        </w:rPr>
+        <w:t>Galatians 4:17</w:t>
+      </w:r>
+    </w:p>
+    <w:p>
+      <w:pPr>
+        <w:pStyle w:val="ListBullet"/>
+        <w:spacing w:line="240" w:lineRule="auto"/>
+        <w:ind w:left="720"/>
+      </w:pPr>
+      <w:r>
+        <w:rPr>
+          <w:lang w:val="fr_FR" w:bidi="fr_FR"/>
+        </w:rPr>
+      </w:r>
+      <w:r>
+        <w:rPr>
+          <w:lang w:val="fr_FR" w:bidi="fr_FR"/>
+        </w:rPr>
+        <w:t>Isaiah 63:15</w:t>
+      </w:r>
+    </w:p>
+    <w:p>
+      <w:pPr>
+        <w:pStyle w:val="ListBullet"/>
+        <w:spacing w:line="240" w:lineRule="auto"/>
+        <w:ind w:left="720"/>
+      </w:pPr>
+      <w:r>
+        <w:rPr>
+          <w:lang w:val="fr_FR" w:bidi="fr_FR"/>
+        </w:rPr>
+      </w:r>
+      <w:r>
+        <w:rPr>
+          <w:lang w:val="fr_FR" w:bidi="fr_FR"/>
+        </w:rPr>
+        <w:t>John 2:17–19</w:t>
+      </w:r>
+    </w:p>
+    <w:p>
+      <w:pPr>
+        <w:pStyle w:val="ListBullet"/>
+        <w:spacing w:line="240" w:lineRule="auto"/>
+        <w:ind w:left="720"/>
+      </w:pPr>
+      <w:r>
+        <w:rPr>
+          <w:lang w:val="fr_FR" w:bidi="fr_FR"/>
+        </w:rPr>
+      </w:r>
+      <w:r>
+        <w:rPr>
+          <w:lang w:val="fr_FR" w:bidi="fr_FR"/>
+        </w:rPr>
+        <w:t>Philippians 3:6</w:t>
+      </w:r>
+    </w:p>
+    <w:p>
+      <w:pPr>
+        <w:pStyle w:val="ListBullet"/>
+        <w:spacing w:line="240" w:lineRule="auto"/>
+        <w:ind w:left="720"/>
+      </w:pPr>
+      <w:r>
+        <w:rPr>
+          <w:lang w:val="fr_FR" w:bidi="fr_FR"/>
+        </w:rPr>
+      </w:r>
+      <w:r>
+        <w:rPr>
+          <w:lang w:val="fr_FR" w:bidi="fr_FR"/>
+        </w:rPr>
+        <w:t>Romans 10:1–3</w:t>
+      </w:r>
+    </w:p>
+    <w:p>
+      <w:pPr>
+        <w:pStyle w:val="Heading3"/>
+      </w:pPr>
+      <w:r>
+        <w:rPr>
+          <w:lang w:val="fr_FR" w:bidi="fr_FR"/>
+        </w:rPr>
+        <w:t>Word Data:</w:t>
+      </w:r>
+    </w:p>
+    <w:p>
+      <w:pPr>
+        <w:pStyle w:val="ListBullet"/>
+        <w:spacing w:line="240" w:lineRule="auto"/>
+        <w:ind w:left="720"/>
+      </w:pPr>
+      <w:r>
+        <w:rPr>
+          <w:lang w:val="fr_FR" w:bidi="fr_FR"/>
+        </w:rPr>
+      </w:r>
+      <w:r>
+        <w:rPr>
+          <w:lang w:val="fr_FR" w:bidi="fr_FR"/>
+        </w:rPr>
+        <w:t>Strong’s: H7065, H7068, G22050, G22060, G22070, G60410</w:t>
       </w:r>
       <w:r>
         <w:rPr>
